--- a/PENGERJAAN TESIS BAB I - BAB V/BAB V.docx
+++ b/PENGERJAAN TESIS BAB I - BAB V/BAB V.docx
@@ -63,9 +63,8 @@
           <w:i w:val="0"/>
           <w:sz w:val="24"/>
         </w:rPr>
-        <w:t>1. Efektivitas Integrasi Segmentasi Probabilistik dan Ekstraksi Semantik</w:t>
+        <w:t>Dari dataset 2.362 pendaftar, pendekatan ini sukses mengidentifikasi K optimal yang bervariasi antara 2 hingga 5 per periode (masing-masing 2, 3, 2, 2, 5, 4 untuk tahun 2019-2024), dengan K tertinggi pada fase Recovery (K=5 pada 2023). Nilai Silhouette Score yang dihasilkan (0,0522 pada 2019 hingga 0,0798 pada 2020) berada dalam rentang yang bermakna untuk model Gaussian Mixture berdasarkan Saqr &amp; Lopez-Pernas (2024), yang mengonfirmasi bahwa tumpang tindih antar segmen dapat diukur secara eksak sebagai probabilitas posterior, bukan sekadar ketidakpastian. Hal ini membuktikan efektivitas metode GMM dalam memetakan probabilitas setiap pendaftar tanpa paksaan ke dalam satu kategori absolut, yang sebelumnya menjadi titik buta pada algoritma hard clustering seperti K-Means.</w:t>
         <w:br/>
-        <w:t>Penelitian ini secara empiris membuktikan bahwa integrasi antara representasi ruang vektor berdimensi 768 dari model bahasa besar berbahasa Indonesia (IndoBERT) dengan soft clustering probabilistik (GMM) sangat efektif dalam memetakan profil calon mahasiswa secara presisi. Dari dataset 2.362 pendaftar, pendekatan ini sukses mengidentifikasi K optimal yang bervariasi antara 2 hingga 6 per periode (masing-masing 6, 6, 6, 5, 2, 3 untuk tahun 2019-2024), dengan konsolidasi segmen yang semakin homogen dari 6 klaster pada 2019 menjadi 2 klaster pada 2023. Nilai Silhouette Score yang dihasilkan (misalnya 0,0905 pada tahun 2023) berada dalam rentang yang bermakna untuk model Gaussian Mixture berdasarkan Saqr &amp; Lopez-Pernas (2024), yang mengonfirmasi bahwa tumpang tindih antar segmen dapat diukur secara eksak sebagai probabilitas posterior, bukan sekadar ketidakpastian. Hal ini membuktikan efektivitas metode GMM dalam memetakan probabilitas setiap pendaftar tanpa paksaan ke dalam satu kategori absolut, yang sebelumnya menjadi titik buta pada algoritma hard clustering seperti K-Means.</w:t>
       </w:r>
     </w:p>
     <w:p>
